--- a/Report.docx
+++ b/Report.docx
@@ -627,798 +627,7 @@
         <w:br w:type="page"/>
       </w:r>
     </w:p>
-    <w:p>
-      <w:pPr>
-        <w:pStyle w:val="ListParagraph"/>
-        <w:ind w:left="720"/>
-        <w:rPr>
-          <w:b/>
-          <w:bCs/>
-          <w:color w:val="1F4E79"/>
-          <w:sz w:val="32"/>
-          <w:szCs w:val="32"/>
-        </w:rPr>
-      </w:pPr>
-      <w:r>
-        <w:rPr>
-          <w:b/>
-          <w:bCs/>
-          <w:color w:val="1F4E79"/>
-          <w:sz w:val="32"/>
-          <w:szCs w:val="32"/>
-        </w:rPr>
-        <w:lastRenderedPageBreak/>
-        <w:t>Dataset Description</w:t>
-      </w:r>
-    </w:p>
     <w:p/>
-    <w:tbl>
-      <w:tblPr>
-        <w:tblW w:w="9360" w:type="dxa"/>
-        <w:tblBorders>
-          <w:top w:val="single" w:sz="4" w:space="0" w:color="auto"/>
-          <w:left w:val="single" w:sz="4" w:space="0" w:color="auto"/>
-          <w:bottom w:val="single" w:sz="4" w:space="0" w:color="auto"/>
-          <w:right w:val="single" w:sz="4" w:space="0" w:color="auto"/>
-          <w:insideH w:val="single" w:sz="4" w:space="0" w:color="auto"/>
-          <w:insideV w:val="single" w:sz="4" w:space="0" w:color="auto"/>
-        </w:tblBorders>
-        <w:tblCellMar>
-          <w:left w:w="10" w:type="dxa"/>
-          <w:right w:w="10" w:type="dxa"/>
-        </w:tblCellMar>
-        <w:tblLook w:val="04A0" w:firstRow="1" w:lastRow="0" w:firstColumn="1" w:lastColumn="0" w:noHBand="0" w:noVBand="1"/>
-      </w:tblPr>
-      <w:tblGrid>
-        <w:gridCol w:w="4500"/>
-        <w:gridCol w:w="4860"/>
-      </w:tblGrid>
-      <w:tr>
-        <w:tc>
-          <w:tcPr>
-            <w:tcW w:w="4500" w:type="dxa"/>
-            <w:tcBorders>
-              <w:top w:val="single" w:sz="1" w:space="0" w:color="CCCCCC"/>
-              <w:left w:val="single" w:sz="1" w:space="0" w:color="CCCCCC"/>
-              <w:bottom w:val="single" w:sz="1" w:space="0" w:color="CCCCCC"/>
-              <w:right w:val="single" w:sz="1" w:space="0" w:color="CCCCCC"/>
-            </w:tcBorders>
-            <w:shd w:val="clear" w:color="auto" w:fill="2E75B6"/>
-            <w:tcMar>
-              <w:top w:w="100" w:type="dxa"/>
-              <w:left w:w="140" w:type="dxa"/>
-              <w:bottom w:w="100" w:type="dxa"/>
-              <w:right w:w="140" w:type="dxa"/>
-            </w:tcMar>
-          </w:tcPr>
-          <w:p>
-            <w:r>
-              <w:rPr>
-                <w:b/>
-                <w:bCs/>
-                <w:color w:val="FFFFFF"/>
-              </w:rPr>
-              <w:t>Column</w:t>
-            </w:r>
-          </w:p>
-        </w:tc>
-        <w:tc>
-          <w:tcPr>
-            <w:tcW w:w="4860" w:type="dxa"/>
-            <w:tcBorders>
-              <w:top w:val="single" w:sz="1" w:space="0" w:color="CCCCCC"/>
-              <w:left w:val="single" w:sz="1" w:space="0" w:color="CCCCCC"/>
-              <w:bottom w:val="single" w:sz="1" w:space="0" w:color="CCCCCC"/>
-              <w:right w:val="single" w:sz="1" w:space="0" w:color="CCCCCC"/>
-            </w:tcBorders>
-            <w:shd w:val="clear" w:color="auto" w:fill="2E75B6"/>
-            <w:tcMar>
-              <w:top w:w="100" w:type="dxa"/>
-              <w:left w:w="140" w:type="dxa"/>
-              <w:bottom w:w="100" w:type="dxa"/>
-              <w:right w:w="140" w:type="dxa"/>
-            </w:tcMar>
-          </w:tcPr>
-          <w:p>
-            <w:r>
-              <w:rPr>
-                <w:b/>
-                <w:bCs/>
-                <w:color w:val="FFFFFF"/>
-              </w:rPr>
-              <w:t>Description</w:t>
-            </w:r>
-          </w:p>
-        </w:tc>
-      </w:tr>
-      <w:tr>
-        <w:tc>
-          <w:tcPr>
-            <w:tcW w:w="4500" w:type="dxa"/>
-            <w:tcBorders>
-              <w:top w:val="single" w:sz="1" w:space="0" w:color="CCCCCC"/>
-              <w:left w:val="single" w:sz="1" w:space="0" w:color="CCCCCC"/>
-              <w:bottom w:val="single" w:sz="1" w:space="0" w:color="CCCCCC"/>
-              <w:right w:val="single" w:sz="1" w:space="0" w:color="CCCCCC"/>
-            </w:tcBorders>
-            <w:shd w:val="clear" w:color="auto" w:fill="FFFFFF"/>
-            <w:tcMar>
-              <w:top w:w="100" w:type="dxa"/>
-              <w:left w:w="140" w:type="dxa"/>
-              <w:bottom w:w="100" w:type="dxa"/>
-              <w:right w:w="140" w:type="dxa"/>
-            </w:tcMar>
-          </w:tcPr>
-          <w:p>
-            <w:r>
-              <w:rPr>
-                <w:b/>
-                <w:bCs/>
-              </w:rPr>
-              <w:t>CustomerId</w:t>
-            </w:r>
-          </w:p>
-        </w:tc>
-        <w:tc>
-          <w:tcPr>
-            <w:tcW w:w="4860" w:type="dxa"/>
-            <w:tcBorders>
-              <w:top w:val="single" w:sz="1" w:space="0" w:color="CCCCCC"/>
-              <w:left w:val="single" w:sz="1" w:space="0" w:color="CCCCCC"/>
-              <w:bottom w:val="single" w:sz="1" w:space="0" w:color="CCCCCC"/>
-              <w:right w:val="single" w:sz="1" w:space="0" w:color="CCCCCC"/>
-            </w:tcBorders>
-            <w:shd w:val="clear" w:color="auto" w:fill="FFFFFF"/>
-            <w:tcMar>
-              <w:top w:w="100" w:type="dxa"/>
-              <w:left w:w="140" w:type="dxa"/>
-              <w:bottom w:w="100" w:type="dxa"/>
-              <w:right w:w="140" w:type="dxa"/>
-            </w:tcMar>
-          </w:tcPr>
-          <w:p>
-            <w:r>
-              <w:t xml:space="preserve">Unique identifier for each customer (dropped in </w:t>
-            </w:r>
-            <w:r>
-              <w:t>modelling</w:t>
-            </w:r>
-            <w:r>
-              <w:t>)</w:t>
-            </w:r>
-          </w:p>
-        </w:tc>
-      </w:tr>
-      <w:tr>
-        <w:tc>
-          <w:tcPr>
-            <w:tcW w:w="4500" w:type="dxa"/>
-            <w:tcBorders>
-              <w:top w:val="single" w:sz="1" w:space="0" w:color="CCCCCC"/>
-              <w:left w:val="single" w:sz="1" w:space="0" w:color="CCCCCC"/>
-              <w:bottom w:val="single" w:sz="1" w:space="0" w:color="CCCCCC"/>
-              <w:right w:val="single" w:sz="1" w:space="0" w:color="CCCCCC"/>
-            </w:tcBorders>
-            <w:shd w:val="clear" w:color="auto" w:fill="F2F2F2"/>
-            <w:tcMar>
-              <w:top w:w="100" w:type="dxa"/>
-              <w:left w:w="140" w:type="dxa"/>
-              <w:bottom w:w="100" w:type="dxa"/>
-              <w:right w:w="140" w:type="dxa"/>
-            </w:tcMar>
-          </w:tcPr>
-          <w:p>
-            <w:r>
-              <w:rPr>
-                <w:b/>
-                <w:bCs/>
-              </w:rPr>
-              <w:t>Surname</w:t>
-            </w:r>
-          </w:p>
-        </w:tc>
-        <w:tc>
-          <w:tcPr>
-            <w:tcW w:w="4860" w:type="dxa"/>
-            <w:tcBorders>
-              <w:top w:val="single" w:sz="1" w:space="0" w:color="CCCCCC"/>
-              <w:left w:val="single" w:sz="1" w:space="0" w:color="CCCCCC"/>
-              <w:bottom w:val="single" w:sz="1" w:space="0" w:color="CCCCCC"/>
-              <w:right w:val="single" w:sz="1" w:space="0" w:color="CCCCCC"/>
-            </w:tcBorders>
-            <w:shd w:val="clear" w:color="auto" w:fill="F2F2F2"/>
-            <w:tcMar>
-              <w:top w:w="100" w:type="dxa"/>
-              <w:left w:w="140" w:type="dxa"/>
-              <w:bottom w:w="100" w:type="dxa"/>
-              <w:right w:w="140" w:type="dxa"/>
-            </w:tcMar>
-          </w:tcPr>
-          <w:p>
-            <w:r>
-              <w:t>Customer last name (dropped — non-informative)</w:t>
-            </w:r>
-          </w:p>
-        </w:tc>
-      </w:tr>
-      <w:tr>
-        <w:tc>
-          <w:tcPr>
-            <w:tcW w:w="4500" w:type="dxa"/>
-            <w:tcBorders>
-              <w:top w:val="single" w:sz="1" w:space="0" w:color="CCCCCC"/>
-              <w:left w:val="single" w:sz="1" w:space="0" w:color="CCCCCC"/>
-              <w:bottom w:val="single" w:sz="1" w:space="0" w:color="CCCCCC"/>
-              <w:right w:val="single" w:sz="1" w:space="0" w:color="CCCCCC"/>
-            </w:tcBorders>
-            <w:shd w:val="clear" w:color="auto" w:fill="FFFFFF"/>
-            <w:tcMar>
-              <w:top w:w="100" w:type="dxa"/>
-              <w:left w:w="140" w:type="dxa"/>
-              <w:bottom w:w="100" w:type="dxa"/>
-              <w:right w:w="140" w:type="dxa"/>
-            </w:tcMar>
-          </w:tcPr>
-          <w:p>
-            <w:r>
-              <w:rPr>
-                <w:b/>
-                <w:bCs/>
-              </w:rPr>
-              <w:t>CreditScore</w:t>
-            </w:r>
-          </w:p>
-        </w:tc>
-        <w:tc>
-          <w:tcPr>
-            <w:tcW w:w="4860" w:type="dxa"/>
-            <w:tcBorders>
-              <w:top w:val="single" w:sz="1" w:space="0" w:color="CCCCCC"/>
-              <w:left w:val="single" w:sz="1" w:space="0" w:color="CCCCCC"/>
-              <w:bottom w:val="single" w:sz="1" w:space="0" w:color="CCCCCC"/>
-              <w:right w:val="single" w:sz="1" w:space="0" w:color="CCCCCC"/>
-            </w:tcBorders>
-            <w:shd w:val="clear" w:color="auto" w:fill="FFFFFF"/>
-            <w:tcMar>
-              <w:top w:w="100" w:type="dxa"/>
-              <w:left w:w="140" w:type="dxa"/>
-              <w:bottom w:w="100" w:type="dxa"/>
-              <w:right w:w="140" w:type="dxa"/>
-            </w:tcMar>
-          </w:tcPr>
-          <w:p>
-            <w:r>
-              <w:t>Numerical creditworthiness score</w:t>
-            </w:r>
-          </w:p>
-        </w:tc>
-      </w:tr>
-      <w:tr>
-        <w:tc>
-          <w:tcPr>
-            <w:tcW w:w="4500" w:type="dxa"/>
-            <w:tcBorders>
-              <w:top w:val="single" w:sz="1" w:space="0" w:color="CCCCCC"/>
-              <w:left w:val="single" w:sz="1" w:space="0" w:color="CCCCCC"/>
-              <w:bottom w:val="single" w:sz="1" w:space="0" w:color="CCCCCC"/>
-              <w:right w:val="single" w:sz="1" w:space="0" w:color="CCCCCC"/>
-            </w:tcBorders>
-            <w:shd w:val="clear" w:color="auto" w:fill="F2F2F2"/>
-            <w:tcMar>
-              <w:top w:w="100" w:type="dxa"/>
-              <w:left w:w="140" w:type="dxa"/>
-              <w:bottom w:w="100" w:type="dxa"/>
-              <w:right w:w="140" w:type="dxa"/>
-            </w:tcMar>
-          </w:tcPr>
-          <w:p>
-            <w:r>
-              <w:rPr>
-                <w:b/>
-                <w:bCs/>
-              </w:rPr>
-              <w:t>Geography</w:t>
-            </w:r>
-          </w:p>
-        </w:tc>
-        <w:tc>
-          <w:tcPr>
-            <w:tcW w:w="4860" w:type="dxa"/>
-            <w:tcBorders>
-              <w:top w:val="single" w:sz="1" w:space="0" w:color="CCCCCC"/>
-              <w:left w:val="single" w:sz="1" w:space="0" w:color="CCCCCC"/>
-              <w:bottom w:val="single" w:sz="1" w:space="0" w:color="CCCCCC"/>
-              <w:right w:val="single" w:sz="1" w:space="0" w:color="CCCCCC"/>
-            </w:tcBorders>
-            <w:shd w:val="clear" w:color="auto" w:fill="F2F2F2"/>
-            <w:tcMar>
-              <w:top w:w="100" w:type="dxa"/>
-              <w:left w:w="140" w:type="dxa"/>
-              <w:bottom w:w="100" w:type="dxa"/>
-              <w:right w:w="140" w:type="dxa"/>
-            </w:tcMar>
-          </w:tcPr>
-          <w:p>
-            <w:r>
-              <w:t>Country: France, Spain, or Germany</w:t>
-            </w:r>
-          </w:p>
-        </w:tc>
-      </w:tr>
-      <w:tr>
-        <w:tc>
-          <w:tcPr>
-            <w:tcW w:w="4500" w:type="dxa"/>
-            <w:tcBorders>
-              <w:top w:val="single" w:sz="1" w:space="0" w:color="CCCCCC"/>
-              <w:left w:val="single" w:sz="1" w:space="0" w:color="CCCCCC"/>
-              <w:bottom w:val="single" w:sz="1" w:space="0" w:color="CCCCCC"/>
-              <w:right w:val="single" w:sz="1" w:space="0" w:color="CCCCCC"/>
-            </w:tcBorders>
-            <w:shd w:val="clear" w:color="auto" w:fill="FFFFFF"/>
-            <w:tcMar>
-              <w:top w:w="100" w:type="dxa"/>
-              <w:left w:w="140" w:type="dxa"/>
-              <w:bottom w:w="100" w:type="dxa"/>
-              <w:right w:w="140" w:type="dxa"/>
-            </w:tcMar>
-          </w:tcPr>
-          <w:p>
-            <w:r>
-              <w:rPr>
-                <w:b/>
-                <w:bCs/>
-              </w:rPr>
-              <w:t>Gender</w:t>
-            </w:r>
-          </w:p>
-        </w:tc>
-        <w:tc>
-          <w:tcPr>
-            <w:tcW w:w="4860" w:type="dxa"/>
-            <w:tcBorders>
-              <w:top w:val="single" w:sz="1" w:space="0" w:color="CCCCCC"/>
-              <w:left w:val="single" w:sz="1" w:space="0" w:color="CCCCCC"/>
-              <w:bottom w:val="single" w:sz="1" w:space="0" w:color="CCCCCC"/>
-              <w:right w:val="single" w:sz="1" w:space="0" w:color="CCCCCC"/>
-            </w:tcBorders>
-            <w:shd w:val="clear" w:color="auto" w:fill="FFFFFF"/>
-            <w:tcMar>
-              <w:top w:w="100" w:type="dxa"/>
-              <w:left w:w="140" w:type="dxa"/>
-              <w:bottom w:w="100" w:type="dxa"/>
-              <w:right w:w="140" w:type="dxa"/>
-            </w:tcMar>
-          </w:tcPr>
-          <w:p>
-            <w:r>
-              <w:t>Male or Female</w:t>
-            </w:r>
-          </w:p>
-        </w:tc>
-      </w:tr>
-      <w:tr>
-        <w:tc>
-          <w:tcPr>
-            <w:tcW w:w="4500" w:type="dxa"/>
-            <w:tcBorders>
-              <w:top w:val="single" w:sz="1" w:space="0" w:color="CCCCCC"/>
-              <w:left w:val="single" w:sz="1" w:space="0" w:color="CCCCCC"/>
-              <w:bottom w:val="single" w:sz="1" w:space="0" w:color="CCCCCC"/>
-              <w:right w:val="single" w:sz="1" w:space="0" w:color="CCCCCC"/>
-            </w:tcBorders>
-            <w:shd w:val="clear" w:color="auto" w:fill="F2F2F2"/>
-            <w:tcMar>
-              <w:top w:w="100" w:type="dxa"/>
-              <w:left w:w="140" w:type="dxa"/>
-              <w:bottom w:w="100" w:type="dxa"/>
-              <w:right w:w="140" w:type="dxa"/>
-            </w:tcMar>
-          </w:tcPr>
-          <w:p>
-            <w:r>
-              <w:rPr>
-                <w:b/>
-                <w:bCs/>
-              </w:rPr>
-              <w:t>Age</w:t>
-            </w:r>
-          </w:p>
-        </w:tc>
-        <w:tc>
-          <w:tcPr>
-            <w:tcW w:w="4860" w:type="dxa"/>
-            <w:tcBorders>
-              <w:top w:val="single" w:sz="1" w:space="0" w:color="CCCCCC"/>
-              <w:left w:val="single" w:sz="1" w:space="0" w:color="CCCCCC"/>
-              <w:bottom w:val="single" w:sz="1" w:space="0" w:color="CCCCCC"/>
-              <w:right w:val="single" w:sz="1" w:space="0" w:color="CCCCCC"/>
-            </w:tcBorders>
-            <w:shd w:val="clear" w:color="auto" w:fill="F2F2F2"/>
-            <w:tcMar>
-              <w:top w:w="100" w:type="dxa"/>
-              <w:left w:w="140" w:type="dxa"/>
-              <w:bottom w:w="100" w:type="dxa"/>
-              <w:right w:w="140" w:type="dxa"/>
-            </w:tcMar>
-          </w:tcPr>
-          <w:p>
-            <w:r>
-              <w:t>Customer age in years</w:t>
-            </w:r>
-          </w:p>
-        </w:tc>
-      </w:tr>
-      <w:tr>
-        <w:tc>
-          <w:tcPr>
-            <w:tcW w:w="4500" w:type="dxa"/>
-            <w:tcBorders>
-              <w:top w:val="single" w:sz="1" w:space="0" w:color="CCCCCC"/>
-              <w:left w:val="single" w:sz="1" w:space="0" w:color="CCCCCC"/>
-              <w:bottom w:val="single" w:sz="1" w:space="0" w:color="CCCCCC"/>
-              <w:right w:val="single" w:sz="1" w:space="0" w:color="CCCCCC"/>
-            </w:tcBorders>
-            <w:shd w:val="clear" w:color="auto" w:fill="FFFFFF"/>
-            <w:tcMar>
-              <w:top w:w="100" w:type="dxa"/>
-              <w:left w:w="140" w:type="dxa"/>
-              <w:bottom w:w="100" w:type="dxa"/>
-              <w:right w:w="140" w:type="dxa"/>
-            </w:tcMar>
-          </w:tcPr>
-          <w:p>
-            <w:r>
-              <w:rPr>
-                <w:b/>
-                <w:bCs/>
-              </w:rPr>
-              <w:t>Tenure</w:t>
-            </w:r>
-          </w:p>
-        </w:tc>
-        <w:tc>
-          <w:tcPr>
-            <w:tcW w:w="4860" w:type="dxa"/>
-            <w:tcBorders>
-              <w:top w:val="single" w:sz="1" w:space="0" w:color="CCCCCC"/>
-              <w:left w:val="single" w:sz="1" w:space="0" w:color="CCCCCC"/>
-              <w:bottom w:val="single" w:sz="1" w:space="0" w:color="CCCCCC"/>
-              <w:right w:val="single" w:sz="1" w:space="0" w:color="CCCCCC"/>
-            </w:tcBorders>
-            <w:shd w:val="clear" w:color="auto" w:fill="FFFFFF"/>
-            <w:tcMar>
-              <w:top w:w="100" w:type="dxa"/>
-              <w:left w:w="140" w:type="dxa"/>
-              <w:bottom w:w="100" w:type="dxa"/>
-              <w:right w:w="140" w:type="dxa"/>
-            </w:tcMar>
-          </w:tcPr>
-          <w:p>
-            <w:r>
-              <w:t>Number of years the customer has been with the bank</w:t>
-            </w:r>
-          </w:p>
-        </w:tc>
-      </w:tr>
-      <w:tr>
-        <w:tc>
-          <w:tcPr>
-            <w:tcW w:w="4500" w:type="dxa"/>
-            <w:tcBorders>
-              <w:top w:val="single" w:sz="1" w:space="0" w:color="CCCCCC"/>
-              <w:left w:val="single" w:sz="1" w:space="0" w:color="CCCCCC"/>
-              <w:bottom w:val="single" w:sz="1" w:space="0" w:color="CCCCCC"/>
-              <w:right w:val="single" w:sz="1" w:space="0" w:color="CCCCCC"/>
-            </w:tcBorders>
-            <w:shd w:val="clear" w:color="auto" w:fill="F2F2F2"/>
-            <w:tcMar>
-              <w:top w:w="100" w:type="dxa"/>
-              <w:left w:w="140" w:type="dxa"/>
-              <w:bottom w:w="100" w:type="dxa"/>
-              <w:right w:w="140" w:type="dxa"/>
-            </w:tcMar>
-          </w:tcPr>
-          <w:p>
-            <w:r>
-              <w:rPr>
-                <w:b/>
-                <w:bCs/>
-              </w:rPr>
-              <w:t>Balance</w:t>
-            </w:r>
-          </w:p>
-        </w:tc>
-        <w:tc>
-          <w:tcPr>
-            <w:tcW w:w="4860" w:type="dxa"/>
-            <w:tcBorders>
-              <w:top w:val="single" w:sz="1" w:space="0" w:color="CCCCCC"/>
-              <w:left w:val="single" w:sz="1" w:space="0" w:color="CCCCCC"/>
-              <w:bottom w:val="single" w:sz="1" w:space="0" w:color="CCCCCC"/>
-              <w:right w:val="single" w:sz="1" w:space="0" w:color="CCCCCC"/>
-            </w:tcBorders>
-            <w:shd w:val="clear" w:color="auto" w:fill="F2F2F2"/>
-            <w:tcMar>
-              <w:top w:w="100" w:type="dxa"/>
-              <w:left w:w="140" w:type="dxa"/>
-              <w:bottom w:w="100" w:type="dxa"/>
-              <w:right w:w="140" w:type="dxa"/>
-            </w:tcMar>
-          </w:tcPr>
-          <w:p>
-            <w:r>
-              <w:t>Account balance at time of record</w:t>
-            </w:r>
-          </w:p>
-        </w:tc>
-      </w:tr>
-      <w:tr>
-        <w:tc>
-          <w:tcPr>
-            <w:tcW w:w="4500" w:type="dxa"/>
-            <w:tcBorders>
-              <w:top w:val="single" w:sz="1" w:space="0" w:color="CCCCCC"/>
-              <w:left w:val="single" w:sz="1" w:space="0" w:color="CCCCCC"/>
-              <w:bottom w:val="single" w:sz="1" w:space="0" w:color="CCCCCC"/>
-              <w:right w:val="single" w:sz="1" w:space="0" w:color="CCCCCC"/>
-            </w:tcBorders>
-            <w:shd w:val="clear" w:color="auto" w:fill="FFFFFF"/>
-            <w:tcMar>
-              <w:top w:w="100" w:type="dxa"/>
-              <w:left w:w="140" w:type="dxa"/>
-              <w:bottom w:w="100" w:type="dxa"/>
-              <w:right w:w="140" w:type="dxa"/>
-            </w:tcMar>
-          </w:tcPr>
-          <w:p>
-            <w:r>
-              <w:rPr>
-                <w:b/>
-                <w:bCs/>
-              </w:rPr>
-              <w:t>NumOfProducts</w:t>
-            </w:r>
-          </w:p>
-        </w:tc>
-        <w:tc>
-          <w:tcPr>
-            <w:tcW w:w="4860" w:type="dxa"/>
-            <w:tcBorders>
-              <w:top w:val="single" w:sz="1" w:space="0" w:color="CCCCCC"/>
-              <w:left w:val="single" w:sz="1" w:space="0" w:color="CCCCCC"/>
-              <w:bottom w:val="single" w:sz="1" w:space="0" w:color="CCCCCC"/>
-              <w:right w:val="single" w:sz="1" w:space="0" w:color="CCCCCC"/>
-            </w:tcBorders>
-            <w:shd w:val="clear" w:color="auto" w:fill="FFFFFF"/>
-            <w:tcMar>
-              <w:top w:w="100" w:type="dxa"/>
-              <w:left w:w="140" w:type="dxa"/>
-              <w:bottom w:w="100" w:type="dxa"/>
-              <w:right w:w="140" w:type="dxa"/>
-            </w:tcMar>
-          </w:tcPr>
-          <w:p>
-            <w:r>
-              <w:t>Number of bank products the customer holds</w:t>
-            </w:r>
-          </w:p>
-        </w:tc>
-      </w:tr>
-      <w:tr>
-        <w:tc>
-          <w:tcPr>
-            <w:tcW w:w="4500" w:type="dxa"/>
-            <w:tcBorders>
-              <w:top w:val="single" w:sz="1" w:space="0" w:color="CCCCCC"/>
-              <w:left w:val="single" w:sz="1" w:space="0" w:color="CCCCCC"/>
-              <w:bottom w:val="single" w:sz="1" w:space="0" w:color="CCCCCC"/>
-              <w:right w:val="single" w:sz="1" w:space="0" w:color="CCCCCC"/>
-            </w:tcBorders>
-            <w:shd w:val="clear" w:color="auto" w:fill="F2F2F2"/>
-            <w:tcMar>
-              <w:top w:w="100" w:type="dxa"/>
-              <w:left w:w="140" w:type="dxa"/>
-              <w:bottom w:w="100" w:type="dxa"/>
-              <w:right w:w="140" w:type="dxa"/>
-            </w:tcMar>
-          </w:tcPr>
-          <w:p>
-            <w:r>
-              <w:rPr>
-                <w:b/>
-                <w:bCs/>
-              </w:rPr>
-              <w:t>HasCrCard</w:t>
-            </w:r>
-          </w:p>
-        </w:tc>
-        <w:tc>
-          <w:tcPr>
-            <w:tcW w:w="4860" w:type="dxa"/>
-            <w:tcBorders>
-              <w:top w:val="single" w:sz="1" w:space="0" w:color="CCCCCC"/>
-              <w:left w:val="single" w:sz="1" w:space="0" w:color="CCCCCC"/>
-              <w:bottom w:val="single" w:sz="1" w:space="0" w:color="CCCCCC"/>
-              <w:right w:val="single" w:sz="1" w:space="0" w:color="CCCCCC"/>
-            </w:tcBorders>
-            <w:shd w:val="clear" w:color="auto" w:fill="F2F2F2"/>
-            <w:tcMar>
-              <w:top w:w="100" w:type="dxa"/>
-              <w:left w:w="140" w:type="dxa"/>
-              <w:bottom w:w="100" w:type="dxa"/>
-              <w:right w:w="140" w:type="dxa"/>
-            </w:tcMar>
-          </w:tcPr>
-          <w:p>
-            <w:r>
-              <w:t>Binary: 1 = has credit card, 0 = does not</w:t>
-            </w:r>
-          </w:p>
-        </w:tc>
-      </w:tr>
-      <w:tr>
-        <w:tc>
-          <w:tcPr>
-            <w:tcW w:w="4500" w:type="dxa"/>
-            <w:tcBorders>
-              <w:top w:val="single" w:sz="1" w:space="0" w:color="CCCCCC"/>
-              <w:left w:val="single" w:sz="1" w:space="0" w:color="CCCCCC"/>
-              <w:bottom w:val="single" w:sz="1" w:space="0" w:color="CCCCCC"/>
-              <w:right w:val="single" w:sz="1" w:space="0" w:color="CCCCCC"/>
-            </w:tcBorders>
-            <w:shd w:val="clear" w:color="auto" w:fill="FFFFFF"/>
-            <w:tcMar>
-              <w:top w:w="100" w:type="dxa"/>
-              <w:left w:w="140" w:type="dxa"/>
-              <w:bottom w:w="100" w:type="dxa"/>
-              <w:right w:w="140" w:type="dxa"/>
-            </w:tcMar>
-          </w:tcPr>
-          <w:p>
-            <w:r>
-              <w:rPr>
-                <w:b/>
-                <w:bCs/>
-              </w:rPr>
-              <w:t>IsActiveMember</w:t>
-            </w:r>
-          </w:p>
-        </w:tc>
-        <w:tc>
-          <w:tcPr>
-            <w:tcW w:w="4860" w:type="dxa"/>
-            <w:tcBorders>
-              <w:top w:val="single" w:sz="1" w:space="0" w:color="CCCCCC"/>
-              <w:left w:val="single" w:sz="1" w:space="0" w:color="CCCCCC"/>
-              <w:bottom w:val="single" w:sz="1" w:space="0" w:color="CCCCCC"/>
-              <w:right w:val="single" w:sz="1" w:space="0" w:color="CCCCCC"/>
-            </w:tcBorders>
-            <w:shd w:val="clear" w:color="auto" w:fill="FFFFFF"/>
-            <w:tcMar>
-              <w:top w:w="100" w:type="dxa"/>
-              <w:left w:w="140" w:type="dxa"/>
-              <w:bottom w:w="100" w:type="dxa"/>
-              <w:right w:w="140" w:type="dxa"/>
-            </w:tcMar>
-          </w:tcPr>
-          <w:p>
-            <w:r>
-              <w:t>Binary: 1 = active, 0 = inactive</w:t>
-            </w:r>
-          </w:p>
-        </w:tc>
-      </w:tr>
-      <w:tr>
-        <w:tc>
-          <w:tcPr>
-            <w:tcW w:w="4500" w:type="dxa"/>
-            <w:tcBorders>
-              <w:top w:val="single" w:sz="1" w:space="0" w:color="CCCCCC"/>
-              <w:left w:val="single" w:sz="1" w:space="0" w:color="CCCCCC"/>
-              <w:bottom w:val="single" w:sz="1" w:space="0" w:color="CCCCCC"/>
-              <w:right w:val="single" w:sz="1" w:space="0" w:color="CCCCCC"/>
-            </w:tcBorders>
-            <w:shd w:val="clear" w:color="auto" w:fill="F2F2F2"/>
-            <w:tcMar>
-              <w:top w:w="100" w:type="dxa"/>
-              <w:left w:w="140" w:type="dxa"/>
-              <w:bottom w:w="100" w:type="dxa"/>
-              <w:right w:w="140" w:type="dxa"/>
-            </w:tcMar>
-          </w:tcPr>
-          <w:p>
-            <w:r>
-              <w:rPr>
-                <w:b/>
-                <w:bCs/>
-              </w:rPr>
-              <w:t>EstimatedSalary</w:t>
-            </w:r>
-          </w:p>
-        </w:tc>
-        <w:tc>
-          <w:tcPr>
-            <w:tcW w:w="4860" w:type="dxa"/>
-            <w:tcBorders>
-              <w:top w:val="single" w:sz="1" w:space="0" w:color="CCCCCC"/>
-              <w:left w:val="single" w:sz="1" w:space="0" w:color="CCCCCC"/>
-              <w:bottom w:val="single" w:sz="1" w:space="0" w:color="CCCCCC"/>
-              <w:right w:val="single" w:sz="1" w:space="0" w:color="CCCCCC"/>
-            </w:tcBorders>
-            <w:shd w:val="clear" w:color="auto" w:fill="F2F2F2"/>
-            <w:tcMar>
-              <w:top w:w="100" w:type="dxa"/>
-              <w:left w:w="140" w:type="dxa"/>
-              <w:bottom w:w="100" w:type="dxa"/>
-              <w:right w:w="140" w:type="dxa"/>
-            </w:tcMar>
-          </w:tcPr>
-          <w:p>
-            <w:r>
-              <w:t>Customer's estimated annual salary</w:t>
-            </w:r>
-          </w:p>
-        </w:tc>
-      </w:tr>
-      <w:tr>
-        <w:tc>
-          <w:tcPr>
-            <w:tcW w:w="4500" w:type="dxa"/>
-            <w:tcBorders>
-              <w:top w:val="single" w:sz="1" w:space="0" w:color="CCCCCC"/>
-              <w:left w:val="single" w:sz="1" w:space="0" w:color="CCCCCC"/>
-              <w:bottom w:val="single" w:sz="1" w:space="0" w:color="CCCCCC"/>
-              <w:right w:val="single" w:sz="1" w:space="0" w:color="CCCCCC"/>
-            </w:tcBorders>
-            <w:shd w:val="clear" w:color="auto" w:fill="FFFFFF"/>
-            <w:tcMar>
-              <w:top w:w="100" w:type="dxa"/>
-              <w:left w:w="140" w:type="dxa"/>
-              <w:bottom w:w="100" w:type="dxa"/>
-              <w:right w:w="140" w:type="dxa"/>
-            </w:tcMar>
-          </w:tcPr>
-          <w:p>
-            <w:r>
-              <w:rPr>
-                <w:b/>
-                <w:bCs/>
-              </w:rPr>
-              <w:t>Exited</w:t>
-            </w:r>
-          </w:p>
-        </w:tc>
-        <w:tc>
-          <w:tcPr>
-            <w:tcW w:w="4860" w:type="dxa"/>
-            <w:tcBorders>
-              <w:top w:val="single" w:sz="1" w:space="0" w:color="CCCCCC"/>
-              <w:left w:val="single" w:sz="1" w:space="0" w:color="CCCCCC"/>
-              <w:bottom w:val="single" w:sz="1" w:space="0" w:color="CCCCCC"/>
-              <w:right w:val="single" w:sz="1" w:space="0" w:color="CCCCCC"/>
-            </w:tcBorders>
-            <w:shd w:val="clear" w:color="auto" w:fill="FFFFFF"/>
-            <w:tcMar>
-              <w:top w:w="100" w:type="dxa"/>
-              <w:left w:w="140" w:type="dxa"/>
-              <w:bottom w:w="100" w:type="dxa"/>
-              <w:right w:w="140" w:type="dxa"/>
-            </w:tcMar>
-          </w:tcPr>
-          <w:p>
-            <w:r>
-              <w:t>TARGET: 1 = churned, 0 = retained</w:t>
-            </w:r>
-          </w:p>
-        </w:tc>
-      </w:tr>
-    </w:tbl>
-    <w:p>
-      <w:pPr>
-        <w:spacing w:before="120" w:after="120"/>
-      </w:pPr>
-    </w:p>
     <w:p>
       <w:pPr>
         <w:pStyle w:val="Heading1"/>
@@ -1521,7 +730,6 @@
         <w:rPr>
           <w:noProof/>
         </w:rPr>
-        <w:lastRenderedPageBreak/>
         <w:drawing>
           <wp:inline distT="0" distB="0" distL="0" distR="0" wp14:anchorId="212819CF" wp14:editId="708C5CC4">
             <wp:extent cx="1981200" cy="1371795"/>
@@ -1615,7 +823,7 @@
           <w:noProof/>
         </w:rPr>
         <w:drawing>
-          <wp:inline distT="0" distB="0" distL="0" distR="0" wp14:anchorId="43CBAD39" wp14:editId="67C5E00A">
+          <wp:inline distT="0" distB="0" distL="0" distR="0" wp14:anchorId="43CBAD39" wp14:editId="24E49416">
             <wp:extent cx="1950720" cy="1356360"/>
             <wp:effectExtent l="0" t="0" r="0" b="0"/>
             <wp:docPr id="2034563787" name="Picture 4"/>
@@ -2255,6 +1463,7 @@
         <w:spacing w:before="60" w:after="60"/>
       </w:pPr>
       <w:r>
+        <w:lastRenderedPageBreak/>
         <w:t>The following derived features were constructed to enrich the model:</w:t>
       </w:r>
     </w:p>
@@ -2869,7 +2078,7 @@
           <w:u w:val="single"/>
         </w:rPr>
         <w:drawing>
-          <wp:inline distT="0" distB="0" distL="0" distR="0" wp14:anchorId="610CC739" wp14:editId="1A631FC1">
+          <wp:inline distT="0" distB="0" distL="0" distR="0" wp14:anchorId="610CC739" wp14:editId="60A49492">
             <wp:extent cx="4762408" cy="1562100"/>
             <wp:effectExtent l="0" t="0" r="635" b="0"/>
             <wp:docPr id="1869601910" name="Picture 8"/>
@@ -3184,7 +2393,7 @@
           <w:noProof/>
         </w:rPr>
         <w:drawing>
-          <wp:inline distT="0" distB="0" distL="0" distR="0" wp14:anchorId="39108447" wp14:editId="7ED3B211">
+          <wp:inline distT="0" distB="0" distL="0" distR="0" wp14:anchorId="39108447" wp14:editId="2DFD11E7">
             <wp:extent cx="4623016" cy="1516380"/>
             <wp:effectExtent l="0" t="0" r="6350" b="7620"/>
             <wp:docPr id="2124050017" name="Picture 9"/>
@@ -4270,14 +3479,21 @@
         <w:spacing w:before="60" w:after="60"/>
       </w:pPr>
       <w:r>
-        <w:t>A systematic multi-model approach was adopted, progressing from interpretable baseline models to complex ensemble methods. This allows direct comparison of the accuracy-interpretability tradeoff</w:t>
-      </w:r>
+        <w:t xml:space="preserve">A systematic multi-model approach was adopted, progressing from interpretable baseline models to complex ensemble methods. This allows direct comparison of the accuracy-interpretability </w:t>
+      </w:r>
+      <w:proofErr w:type="spellStart"/>
+      <w:proofErr w:type="gramStart"/>
+      <w:r>
+        <w:t>tradeoff</w:t>
+      </w:r>
+      <w:proofErr w:type="spellEnd"/>
       <w:r>
         <w:t xml:space="preserve">  </w:t>
       </w:r>
       <w:r>
         <w:t>.</w:t>
       </w:r>
+      <w:proofErr w:type="gramEnd"/>
     </w:p>
     <w:p>
       <w:pPr>
@@ -4723,7 +3939,7 @@
     </w:p>
     <w:tbl>
       <w:tblPr>
-        <w:tblW w:w="9360" w:type="dxa"/>
+        <w:tblW w:w="6240" w:type="dxa"/>
         <w:tblBorders>
           <w:top w:val="single" w:sz="4" w:space="0" w:color="auto"/>
           <w:left w:val="single" w:sz="4" w:space="0" w:color="auto"/>
@@ -4741,7 +3957,6 @@
       <w:tblGrid>
         <w:gridCol w:w="3120"/>
         <w:gridCol w:w="3120"/>
-        <w:gridCol w:w="3120"/>
       </w:tblGrid>
       <w:tr>
         <w:tc>
@@ -4812,6 +4027,8 @@
             </w:r>
           </w:p>
         </w:tc>
+      </w:tr>
+      <w:tr>
         <w:tc>
           <w:tcPr>
             <w:tcW w:w="3120" w:type="dxa"/>
@@ -4821,7 +4038,7 @@
               <w:bottom w:val="single" w:sz="1" w:space="0" w:color="CCCCCC"/>
               <w:right w:val="single" w:sz="1" w:space="0" w:color="CCCCCC"/>
             </w:tcBorders>
-            <w:shd w:val="clear" w:color="auto" w:fill="1F4E79"/>
+            <w:shd w:val="clear" w:color="auto" w:fill="FFFFFF"/>
             <w:tcMar>
               <w:top w:w="100" w:type="dxa"/>
               <w:left w:w="140" w:type="dxa"/>
@@ -4835,19 +4052,10 @@
               <w:jc w:val="center"/>
             </w:pPr>
             <w:r>
-              <w:rPr>
-                <w:b/>
-                <w:bCs/>
-                <w:color w:val="FFFFFF"/>
-                <w:sz w:val="20"/>
-                <w:szCs w:val="20"/>
-              </w:rPr>
-              <w:t>Weighted F1</w:t>
-            </w:r>
-          </w:p>
-        </w:tc>
-      </w:tr>
-      <w:tr>
+              <w:t>Logistic Regression</w:t>
+            </w:r>
+          </w:p>
+        </w:tc>
         <w:tc>
           <w:tcPr>
             <w:tcW w:w="3120" w:type="dxa"/>
@@ -4871,10 +4079,12 @@
               <w:jc w:val="center"/>
             </w:pPr>
             <w:r>
-              <w:t>Logistic Regression</w:t>
-            </w:r>
-          </w:p>
-        </w:tc>
+              <w:t>81.0%</w:t>
+            </w:r>
+          </w:p>
+        </w:tc>
+      </w:tr>
+      <w:tr>
         <w:tc>
           <w:tcPr>
             <w:tcW w:w="3120" w:type="dxa"/>
@@ -4884,7 +4094,7 @@
               <w:bottom w:val="single" w:sz="1" w:space="0" w:color="CCCCCC"/>
               <w:right w:val="single" w:sz="1" w:space="0" w:color="CCCCCC"/>
             </w:tcBorders>
-            <w:shd w:val="clear" w:color="auto" w:fill="FFFFFF"/>
+            <w:shd w:val="clear" w:color="auto" w:fill="F2F2F2"/>
             <w:tcMar>
               <w:top w:w="100" w:type="dxa"/>
               <w:left w:w="140" w:type="dxa"/>
@@ -4898,13 +4108,7 @@
               <w:jc w:val="center"/>
             </w:pPr>
             <w:r>
-              <w:t>81.</w:t>
-            </w:r>
-            <w:r>
-              <w:t>1</w:t>
-            </w:r>
-            <w:r>
-              <w:t>%</w:t>
+              <w:t>Decision Tree</w:t>
             </w:r>
           </w:p>
         </w:tc>
@@ -4917,7 +4121,7 @@
               <w:bottom w:val="single" w:sz="1" w:space="0" w:color="CCCCCC"/>
               <w:right w:val="single" w:sz="1" w:space="0" w:color="CCCCCC"/>
             </w:tcBorders>
-            <w:shd w:val="clear" w:color="auto" w:fill="FFFFFF"/>
+            <w:shd w:val="clear" w:color="auto" w:fill="F2F2F2"/>
             <w:tcMar>
               <w:top w:w="100" w:type="dxa"/>
               <w:left w:w="140" w:type="dxa"/>
@@ -4931,7 +4135,7 @@
               <w:jc w:val="center"/>
             </w:pPr>
             <w:r>
-              <w:t>0.77</w:t>
+              <w:t>78.30%</w:t>
             </w:r>
           </w:p>
         </w:tc>
@@ -4946,7 +4150,7 @@
               <w:bottom w:val="single" w:sz="1" w:space="0" w:color="CCCCCC"/>
               <w:right w:val="single" w:sz="1" w:space="0" w:color="CCCCCC"/>
             </w:tcBorders>
-            <w:shd w:val="clear" w:color="auto" w:fill="F2F2F2"/>
+            <w:shd w:val="clear" w:color="auto" w:fill="FFFFFF"/>
             <w:tcMar>
               <w:top w:w="100" w:type="dxa"/>
               <w:left w:w="140" w:type="dxa"/>
@@ -4960,7 +4164,7 @@
               <w:jc w:val="center"/>
             </w:pPr>
             <w:r>
-              <w:t>Decision Tree</w:t>
+              <w:t xml:space="preserve">KNN </w:t>
             </w:r>
           </w:p>
         </w:tc>
@@ -4973,7 +4177,7 @@
               <w:bottom w:val="single" w:sz="1" w:space="0" w:color="CCCCCC"/>
               <w:right w:val="single" w:sz="1" w:space="0" w:color="CCCCCC"/>
             </w:tcBorders>
-            <w:shd w:val="clear" w:color="auto" w:fill="F2F2F2"/>
+            <w:shd w:val="clear" w:color="auto" w:fill="FFFFFF"/>
             <w:tcMar>
               <w:top w:w="100" w:type="dxa"/>
               <w:left w:w="140" w:type="dxa"/>
@@ -4987,16 +4191,12 @@
               <w:jc w:val="center"/>
             </w:pPr>
             <w:r>
-              <w:t>78.</w:t>
-            </w:r>
-            <w:r>
-              <w:t>40</w:t>
-            </w:r>
-            <w:r>
-              <w:t>%</w:t>
-            </w:r>
-          </w:p>
-        </w:tc>
+              <w:t>83.0%</w:t>
+            </w:r>
+          </w:p>
+        </w:tc>
+      </w:tr>
+      <w:tr>
         <w:tc>
           <w:tcPr>
             <w:tcW w:w="3120" w:type="dxa"/>
@@ -5020,15 +4220,10 @@
               <w:jc w:val="center"/>
             </w:pPr>
             <w:r>
-              <w:t>0.7</w:t>
-            </w:r>
-            <w:r>
-              <w:t>9</w:t>
-            </w:r>
-          </w:p>
-        </w:tc>
-      </w:tr>
-      <w:tr>
+              <w:t>Random Forest (100 trees)</w:t>
+            </w:r>
+          </w:p>
+        </w:tc>
         <w:tc>
           <w:tcPr>
             <w:tcW w:w="3120" w:type="dxa"/>
@@ -5038,7 +4233,7 @@
               <w:bottom w:val="single" w:sz="1" w:space="0" w:color="CCCCCC"/>
               <w:right w:val="single" w:sz="1" w:space="0" w:color="CCCCCC"/>
             </w:tcBorders>
-            <w:shd w:val="clear" w:color="auto" w:fill="FFFFFF"/>
+            <w:shd w:val="clear" w:color="auto" w:fill="F2F2F2"/>
             <w:tcMar>
               <w:top w:w="100" w:type="dxa"/>
               <w:left w:w="140" w:type="dxa"/>
@@ -5052,10 +4247,12 @@
               <w:jc w:val="center"/>
             </w:pPr>
             <w:r>
-              <w:t xml:space="preserve">KNN </w:t>
-            </w:r>
-          </w:p>
-        </w:tc>
+              <w:t>86.20%</w:t>
+            </w:r>
+          </w:p>
+        </w:tc>
+      </w:tr>
+      <w:tr>
         <w:tc>
           <w:tcPr>
             <w:tcW w:w="3120" w:type="dxa"/>
@@ -5079,7 +4276,7 @@
               <w:jc w:val="center"/>
             </w:pPr>
             <w:r>
-              <w:t>83.0%</w:t>
+              <w:t>Gradient Boosting (100 est.)</w:t>
             </w:r>
           </w:p>
         </w:tc>
@@ -5106,185 +4303,7 @@
               <w:jc w:val="center"/>
             </w:pPr>
             <w:r>
-              <w:t>0.81</w:t>
-            </w:r>
-          </w:p>
-        </w:tc>
-      </w:tr>
-      <w:tr>
-        <w:tc>
-          <w:tcPr>
-            <w:tcW w:w="3120" w:type="dxa"/>
-            <w:tcBorders>
-              <w:top w:val="single" w:sz="1" w:space="0" w:color="CCCCCC"/>
-              <w:left w:val="single" w:sz="1" w:space="0" w:color="CCCCCC"/>
-              <w:bottom w:val="single" w:sz="1" w:space="0" w:color="CCCCCC"/>
-              <w:right w:val="single" w:sz="1" w:space="0" w:color="CCCCCC"/>
-            </w:tcBorders>
-            <w:shd w:val="clear" w:color="auto" w:fill="F2F2F2"/>
-            <w:tcMar>
-              <w:top w:w="100" w:type="dxa"/>
-              <w:left w:w="140" w:type="dxa"/>
-              <w:bottom w:w="100" w:type="dxa"/>
-              <w:right w:w="140" w:type="dxa"/>
-            </w:tcMar>
-            <w:vAlign w:val="center"/>
-          </w:tcPr>
-          <w:p>
-            <w:pPr>
-              <w:jc w:val="center"/>
-            </w:pPr>
-            <w:r>
-              <w:t>Random Forest (100 trees)</w:t>
-            </w:r>
-          </w:p>
-        </w:tc>
-        <w:tc>
-          <w:tcPr>
-            <w:tcW w:w="3120" w:type="dxa"/>
-            <w:tcBorders>
-              <w:top w:val="single" w:sz="1" w:space="0" w:color="CCCCCC"/>
-              <w:left w:val="single" w:sz="1" w:space="0" w:color="CCCCCC"/>
-              <w:bottom w:val="single" w:sz="1" w:space="0" w:color="CCCCCC"/>
-              <w:right w:val="single" w:sz="1" w:space="0" w:color="CCCCCC"/>
-            </w:tcBorders>
-            <w:shd w:val="clear" w:color="auto" w:fill="F2F2F2"/>
-            <w:tcMar>
-              <w:top w:w="100" w:type="dxa"/>
-              <w:left w:w="140" w:type="dxa"/>
-              <w:bottom w:w="100" w:type="dxa"/>
-              <w:right w:w="140" w:type="dxa"/>
-            </w:tcMar>
-            <w:vAlign w:val="center"/>
-          </w:tcPr>
-          <w:p>
-            <w:pPr>
-              <w:jc w:val="center"/>
-            </w:pPr>
-            <w:r>
-              <w:t>86.</w:t>
-            </w:r>
-            <w:r>
-              <w:t>6</w:t>
-            </w:r>
-            <w:r>
-              <w:t>5%</w:t>
-            </w:r>
-          </w:p>
-        </w:tc>
-        <w:tc>
-          <w:tcPr>
-            <w:tcW w:w="3120" w:type="dxa"/>
-            <w:tcBorders>
-              <w:top w:val="single" w:sz="1" w:space="0" w:color="CCCCCC"/>
-              <w:left w:val="single" w:sz="1" w:space="0" w:color="CCCCCC"/>
-              <w:bottom w:val="single" w:sz="1" w:space="0" w:color="CCCCCC"/>
-              <w:right w:val="single" w:sz="1" w:space="0" w:color="CCCCCC"/>
-            </w:tcBorders>
-            <w:shd w:val="clear" w:color="auto" w:fill="F2F2F2"/>
-            <w:tcMar>
-              <w:top w:w="100" w:type="dxa"/>
-              <w:left w:w="140" w:type="dxa"/>
-              <w:bottom w:w="100" w:type="dxa"/>
-              <w:right w:w="140" w:type="dxa"/>
-            </w:tcMar>
-            <w:vAlign w:val="center"/>
-          </w:tcPr>
-          <w:p>
-            <w:pPr>
-              <w:jc w:val="center"/>
-            </w:pPr>
-            <w:r>
-              <w:t>0.8</w:t>
-            </w:r>
-            <w:r>
-              <w:t>5</w:t>
-            </w:r>
-          </w:p>
-        </w:tc>
-      </w:tr>
-      <w:tr>
-        <w:tc>
-          <w:tcPr>
-            <w:tcW w:w="3120" w:type="dxa"/>
-            <w:tcBorders>
-              <w:top w:val="single" w:sz="1" w:space="0" w:color="CCCCCC"/>
-              <w:left w:val="single" w:sz="1" w:space="0" w:color="CCCCCC"/>
-              <w:bottom w:val="single" w:sz="1" w:space="0" w:color="CCCCCC"/>
-              <w:right w:val="single" w:sz="1" w:space="0" w:color="CCCCCC"/>
-            </w:tcBorders>
-            <w:shd w:val="clear" w:color="auto" w:fill="FFFFFF"/>
-            <w:tcMar>
-              <w:top w:w="100" w:type="dxa"/>
-              <w:left w:w="140" w:type="dxa"/>
-              <w:bottom w:w="100" w:type="dxa"/>
-              <w:right w:w="140" w:type="dxa"/>
-            </w:tcMar>
-            <w:vAlign w:val="center"/>
-          </w:tcPr>
-          <w:p>
-            <w:pPr>
-              <w:jc w:val="center"/>
-            </w:pPr>
-            <w:r>
-              <w:t>Gradient Boosting (100 est.)</w:t>
-            </w:r>
-          </w:p>
-        </w:tc>
-        <w:tc>
-          <w:tcPr>
-            <w:tcW w:w="3120" w:type="dxa"/>
-            <w:tcBorders>
-              <w:top w:val="single" w:sz="1" w:space="0" w:color="CCCCCC"/>
-              <w:left w:val="single" w:sz="1" w:space="0" w:color="CCCCCC"/>
-              <w:bottom w:val="single" w:sz="1" w:space="0" w:color="CCCCCC"/>
-              <w:right w:val="single" w:sz="1" w:space="0" w:color="CCCCCC"/>
-            </w:tcBorders>
-            <w:shd w:val="clear" w:color="auto" w:fill="FFFFFF"/>
-            <w:tcMar>
-              <w:top w:w="100" w:type="dxa"/>
-              <w:left w:w="140" w:type="dxa"/>
-              <w:bottom w:w="100" w:type="dxa"/>
-              <w:right w:w="140" w:type="dxa"/>
-            </w:tcMar>
-            <w:vAlign w:val="center"/>
-          </w:tcPr>
-          <w:p>
-            <w:pPr>
-              <w:jc w:val="center"/>
-            </w:pPr>
-            <w:r>
-              <w:t>86.75%</w:t>
-            </w:r>
-          </w:p>
-        </w:tc>
-        <w:tc>
-          <w:tcPr>
-            <w:tcW w:w="3120" w:type="dxa"/>
-            <w:tcBorders>
-              <w:top w:val="single" w:sz="1" w:space="0" w:color="CCCCCC"/>
-              <w:left w:val="single" w:sz="1" w:space="0" w:color="CCCCCC"/>
-              <w:bottom w:val="single" w:sz="1" w:space="0" w:color="CCCCCC"/>
-              <w:right w:val="single" w:sz="1" w:space="0" w:color="CCCCCC"/>
-            </w:tcBorders>
-            <w:shd w:val="clear" w:color="auto" w:fill="FFFFFF"/>
-            <w:tcMar>
-              <w:top w:w="100" w:type="dxa"/>
-              <w:left w:w="140" w:type="dxa"/>
-              <w:bottom w:w="100" w:type="dxa"/>
-              <w:right w:w="140" w:type="dxa"/>
-            </w:tcMar>
-            <w:vAlign w:val="center"/>
-          </w:tcPr>
-          <w:p>
-            <w:pPr>
-              <w:jc w:val="center"/>
-            </w:pPr>
-            <w:r>
-              <w:t>0.8</w:t>
-            </w:r>
-            <w:r>
-              <w:t>6</w:t>
+              <w:t>87.00%</w:t>
             </w:r>
           </w:p>
         </w:tc>
@@ -5295,7 +4314,7 @@
         <w:pStyle w:val="Heading2"/>
       </w:pPr>
       <w:r>
-        <w:t xml:space="preserve"> Detailed Results — Random Forest</w:t>
+        <w:t xml:space="preserve"> Detailed Results — Gradient Boosting</w:t>
       </w:r>
     </w:p>
     <w:p>
@@ -5303,7 +4322,19 @@
         <w:spacing w:before="60" w:after="60"/>
       </w:pPr>
       <w:r>
-        <w:t>The Random Forest model delivered the best balance of performance and interpretability:</w:t>
+        <w:t>Gradient Boosting achieved the highest overall accuracy of 8</w:t>
+      </w:r>
+      <w:r>
+        <w:t>7.00</w:t>
+      </w:r>
+      <w:r>
+        <w:t>%</w:t>
+      </w:r>
+      <w:r>
+        <w:t xml:space="preserve">, </w:t>
+      </w:r>
+      <w:r>
+        <w:t>making it the recommended production model:</w:t>
       </w:r>
     </w:p>
     <w:p>
@@ -5313,7 +4344,7 @@
     </w:p>
     <w:tbl>
       <w:tblPr>
-        <w:tblW w:w="9360" w:type="dxa"/>
+        <w:tblW w:w="6240" w:type="dxa"/>
         <w:tblBorders>
           <w:top w:val="single" w:sz="4" w:space="0" w:color="auto"/>
           <w:left w:val="single" w:sz="4" w:space="0" w:color="auto"/>
@@ -5331,7 +4362,6 @@
       <w:tblGrid>
         <w:gridCol w:w="3120"/>
         <w:gridCol w:w="3120"/>
-        <w:gridCol w:w="3120"/>
       </w:tblGrid>
       <w:tr>
         <w:tc>
@@ -5379,44 +4409,7 @@
               <w:right w:w="140" w:type="dxa"/>
             </w:tcMar>
           </w:tcPr>
-          <w:p>
-            <w:r>
-              <w:rPr>
-                <w:b/>
-                <w:bCs/>
-                <w:color w:val="FFFFFF"/>
-              </w:rPr>
-              <w:t>Class 0 (Retained)</w:t>
-            </w:r>
-          </w:p>
-        </w:tc>
-        <w:tc>
-          <w:tcPr>
-            <w:tcW w:w="3120" w:type="dxa"/>
-            <w:tcBorders>
-              <w:top w:val="single" w:sz="1" w:space="0" w:color="CCCCCC"/>
-              <w:left w:val="single" w:sz="1" w:space="0" w:color="CCCCCC"/>
-              <w:bottom w:val="single" w:sz="1" w:space="0" w:color="CCCCCC"/>
-              <w:right w:val="single" w:sz="1" w:space="0" w:color="CCCCCC"/>
-            </w:tcBorders>
-            <w:shd w:val="clear" w:color="auto" w:fill="2E75B6"/>
-            <w:tcMar>
-              <w:top w:w="100" w:type="dxa"/>
-              <w:left w:w="140" w:type="dxa"/>
-              <w:bottom w:w="100" w:type="dxa"/>
-              <w:right w:w="140" w:type="dxa"/>
-            </w:tcMar>
-          </w:tcPr>
-          <w:p>
-            <w:r>
-              <w:rPr>
-                <w:b/>
-                <w:bCs/>
-                <w:color w:val="FFFFFF"/>
-              </w:rPr>
-              <w:t>Class 1 (Churned)</w:t>
-            </w:r>
-          </w:p>
+          <w:p/>
         </w:tc>
       </w:tr>
       <w:tr>
@@ -5466,30 +4459,10 @@
           </w:tcPr>
           <w:p>
             <w:r>
-              <w:t>0.88</w:t>
-            </w:r>
-          </w:p>
-        </w:tc>
-        <w:tc>
-          <w:tcPr>
-            <w:tcW w:w="3120" w:type="dxa"/>
-            <w:tcBorders>
-              <w:top w:val="single" w:sz="1" w:space="0" w:color="CCCCCC"/>
-              <w:left w:val="single" w:sz="1" w:space="0" w:color="CCCCCC"/>
-              <w:bottom w:val="single" w:sz="1" w:space="0" w:color="CCCCCC"/>
-              <w:right w:val="single" w:sz="1" w:space="0" w:color="CCCCCC"/>
-            </w:tcBorders>
-            <w:shd w:val="clear" w:color="auto" w:fill="FFFFFF"/>
-            <w:tcMar>
-              <w:top w:w="100" w:type="dxa"/>
-              <w:left w:w="140" w:type="dxa"/>
-              <w:bottom w:w="100" w:type="dxa"/>
-              <w:right w:w="140" w:type="dxa"/>
-            </w:tcMar>
-          </w:tcPr>
-          <w:p>
-            <w:r>
-              <w:t>0.76</w:t>
+              <w:t>0.</w:t>
+            </w:r>
+            <w:r>
+              <w:t>791</w:t>
             </w:r>
           </w:p>
         </w:tc>
@@ -5541,30 +4514,10 @@
           </w:tcPr>
           <w:p>
             <w:r>
-              <w:t>0.97</w:t>
-            </w:r>
-          </w:p>
-        </w:tc>
-        <w:tc>
-          <w:tcPr>
-            <w:tcW w:w="3120" w:type="dxa"/>
-            <w:tcBorders>
-              <w:top w:val="single" w:sz="1" w:space="0" w:color="CCCCCC"/>
-              <w:left w:val="single" w:sz="1" w:space="0" w:color="CCCCCC"/>
-              <w:bottom w:val="single" w:sz="1" w:space="0" w:color="CCCCCC"/>
-              <w:right w:val="single" w:sz="1" w:space="0" w:color="CCCCCC"/>
-            </w:tcBorders>
-            <w:shd w:val="clear" w:color="auto" w:fill="F2F2F2"/>
-            <w:tcMar>
-              <w:top w:w="100" w:type="dxa"/>
-              <w:left w:w="140" w:type="dxa"/>
-              <w:bottom w:w="100" w:type="dxa"/>
-              <w:right w:w="140" w:type="dxa"/>
-            </w:tcMar>
-          </w:tcPr>
-          <w:p>
-            <w:r>
-              <w:t>0.46</w:t>
+              <w:t>0.</w:t>
+            </w:r>
+            <w:r>
+              <w:t>491</w:t>
             </w:r>
           </w:p>
         </w:tc>
@@ -5616,35 +4569,18 @@
           </w:tcPr>
           <w:p>
             <w:r>
-              <w:t>0.92</w:t>
-            </w:r>
-          </w:p>
-        </w:tc>
-        <w:tc>
-          <w:tcPr>
-            <w:tcW w:w="3120" w:type="dxa"/>
-            <w:tcBorders>
-              <w:top w:val="single" w:sz="1" w:space="0" w:color="CCCCCC"/>
-              <w:left w:val="single" w:sz="1" w:space="0" w:color="CCCCCC"/>
-              <w:bottom w:val="single" w:sz="1" w:space="0" w:color="CCCCCC"/>
-              <w:right w:val="single" w:sz="1" w:space="0" w:color="CCCCCC"/>
-            </w:tcBorders>
-            <w:shd w:val="clear" w:color="auto" w:fill="FFFFFF"/>
-            <w:tcMar>
-              <w:top w:w="100" w:type="dxa"/>
-              <w:left w:w="140" w:type="dxa"/>
-              <w:bottom w:w="100" w:type="dxa"/>
-              <w:right w:w="140" w:type="dxa"/>
-            </w:tcMar>
-          </w:tcPr>
-          <w:p>
-            <w:r>
-              <w:t>0.58</w:t>
+              <w:t>0.</w:t>
+            </w:r>
+            <w:r>
+              <w:t>606</w:t>
             </w:r>
           </w:p>
         </w:tc>
       </w:tr>
       <w:tr>
+        <w:trPr>
+          <w:trHeight w:val="26"/>
+        </w:trPr>
         <w:tc>
           <w:tcPr>
             <w:tcW w:w="3120" w:type="dxa"/>
@@ -5663,235 +4599,18 @@
             </w:tcMar>
           </w:tcPr>
           <w:p>
-            <w:r>
+            <w:pPr>
               <w:rPr>
                 <w:b/>
                 <w:bCs/>
               </w:rPr>
-              <w:t>Support</w:t>
-            </w:r>
-          </w:p>
-        </w:tc>
-        <w:tc>
-          <w:tcPr>
-            <w:tcW w:w="3120" w:type="dxa"/>
-            <w:tcBorders>
-              <w:top w:val="single" w:sz="1" w:space="0" w:color="CCCCCC"/>
-              <w:left w:val="single" w:sz="1" w:space="0" w:color="CCCCCC"/>
-              <w:bottom w:val="single" w:sz="1" w:space="0" w:color="CCCCCC"/>
-              <w:right w:val="single" w:sz="1" w:space="0" w:color="CCCCCC"/>
-            </w:tcBorders>
-            <w:shd w:val="clear" w:color="auto" w:fill="F2F2F2"/>
-            <w:tcMar>
-              <w:top w:w="100" w:type="dxa"/>
-              <w:left w:w="140" w:type="dxa"/>
-              <w:bottom w:w="100" w:type="dxa"/>
-              <w:right w:w="140" w:type="dxa"/>
-            </w:tcMar>
-          </w:tcPr>
-          <w:p>
-            <w:r>
-              <w:t>1,607</w:t>
-            </w:r>
-          </w:p>
-        </w:tc>
-        <w:tc>
-          <w:tcPr>
-            <w:tcW w:w="3120" w:type="dxa"/>
-            <w:tcBorders>
-              <w:top w:val="single" w:sz="1" w:space="0" w:color="CCCCCC"/>
-              <w:left w:val="single" w:sz="1" w:space="0" w:color="CCCCCC"/>
-              <w:bottom w:val="single" w:sz="1" w:space="0" w:color="CCCCCC"/>
-              <w:right w:val="single" w:sz="1" w:space="0" w:color="CCCCCC"/>
-            </w:tcBorders>
-            <w:shd w:val="clear" w:color="auto" w:fill="F2F2F2"/>
-            <w:tcMar>
-              <w:top w:w="100" w:type="dxa"/>
-              <w:left w:w="140" w:type="dxa"/>
-              <w:bottom w:w="100" w:type="dxa"/>
-              <w:right w:w="140" w:type="dxa"/>
-            </w:tcMar>
-          </w:tcPr>
-          <w:p>
-            <w:r>
-              <w:t>393</w:t>
-            </w:r>
-          </w:p>
-        </w:tc>
-      </w:tr>
-    </w:tbl>
-    <w:p>
-      <w:pPr>
-        <w:spacing w:before="60" w:after="60"/>
-      </w:pPr>
-    </w:p>
-    <w:p>
-      <w:pPr>
-        <w:spacing w:before="60" w:after="60"/>
-      </w:pPr>
-      <w:r>
-        <w:t>Observation: The model is very good at identifying retained customers (recall 0.97) but shows lower recall for churners (0.46). This is a class imbalance effect — future iterations should incorporate SMOTE or class-weighted training to improve minority class recall.</w:t>
-      </w:r>
-    </w:p>
-    <w:p>
-      <w:pPr>
-        <w:spacing w:before="60" w:after="60"/>
-      </w:pPr>
-    </w:p>
-    <w:p>
-      <w:pPr>
-        <w:pStyle w:val="Heading2"/>
-      </w:pPr>
-      <w:r>
-        <w:t>Detailed Results — Gradient Boosting</w:t>
-      </w:r>
-    </w:p>
-    <w:p>
-      <w:pPr>
-        <w:spacing w:before="60" w:after="60"/>
-      </w:pPr>
-      <w:r>
-        <w:t>Gradient Boosting achieved the highest overall accuracy of 86.75% with strong weighted F1 of 0.87, making it the recommended production model:</w:t>
-      </w:r>
-    </w:p>
-    <w:p>
-      <w:pPr>
-        <w:spacing w:before="60" w:after="60"/>
-      </w:pPr>
-    </w:p>
-    <w:tbl>
-      <w:tblPr>
-        <w:tblW w:w="9360" w:type="dxa"/>
-        <w:tblBorders>
-          <w:top w:val="single" w:sz="4" w:space="0" w:color="auto"/>
-          <w:left w:val="single" w:sz="4" w:space="0" w:color="auto"/>
-          <w:bottom w:val="single" w:sz="4" w:space="0" w:color="auto"/>
-          <w:right w:val="single" w:sz="4" w:space="0" w:color="auto"/>
-          <w:insideH w:val="single" w:sz="4" w:space="0" w:color="auto"/>
-          <w:insideV w:val="single" w:sz="4" w:space="0" w:color="auto"/>
-        </w:tblBorders>
-        <w:tblCellMar>
-          <w:left w:w="10" w:type="dxa"/>
-          <w:right w:w="10" w:type="dxa"/>
-        </w:tblCellMar>
-        <w:tblLook w:val="04A0" w:firstRow="1" w:lastRow="0" w:firstColumn="1" w:lastColumn="0" w:noHBand="0" w:noVBand="1"/>
-      </w:tblPr>
-      <w:tblGrid>
-        <w:gridCol w:w="3120"/>
-        <w:gridCol w:w="3120"/>
-        <w:gridCol w:w="3120"/>
-      </w:tblGrid>
-      <w:tr>
-        <w:tc>
-          <w:tcPr>
-            <w:tcW w:w="3120" w:type="dxa"/>
-            <w:tcBorders>
-              <w:top w:val="single" w:sz="1" w:space="0" w:color="CCCCCC"/>
-              <w:left w:val="single" w:sz="1" w:space="0" w:color="CCCCCC"/>
-              <w:bottom w:val="single" w:sz="1" w:space="0" w:color="CCCCCC"/>
-              <w:right w:val="single" w:sz="1" w:space="0" w:color="CCCCCC"/>
-            </w:tcBorders>
-            <w:shd w:val="clear" w:color="auto" w:fill="2E75B6"/>
-            <w:tcMar>
-              <w:top w:w="100" w:type="dxa"/>
-              <w:left w:w="140" w:type="dxa"/>
-              <w:bottom w:w="100" w:type="dxa"/>
-              <w:right w:w="140" w:type="dxa"/>
-            </w:tcMar>
-          </w:tcPr>
-          <w:p>
-            <w:r>
-              <w:rPr>
-                <w:b/>
-                <w:bCs/>
-                <w:color w:val="FFFFFF"/>
-              </w:rPr>
-              <w:t>Metric</w:t>
-            </w:r>
-          </w:p>
-        </w:tc>
-        <w:tc>
-          <w:tcPr>
-            <w:tcW w:w="3120" w:type="dxa"/>
-            <w:tcBorders>
-              <w:top w:val="single" w:sz="1" w:space="0" w:color="CCCCCC"/>
-              <w:left w:val="single" w:sz="1" w:space="0" w:color="CCCCCC"/>
-              <w:bottom w:val="single" w:sz="1" w:space="0" w:color="CCCCCC"/>
-              <w:right w:val="single" w:sz="1" w:space="0" w:color="CCCCCC"/>
-            </w:tcBorders>
-            <w:shd w:val="clear" w:color="auto" w:fill="2E75B6"/>
-            <w:tcMar>
-              <w:top w:w="100" w:type="dxa"/>
-              <w:left w:w="140" w:type="dxa"/>
-              <w:bottom w:w="100" w:type="dxa"/>
-              <w:right w:w="140" w:type="dxa"/>
-            </w:tcMar>
-          </w:tcPr>
-          <w:p>
-            <w:r>
-              <w:rPr>
-                <w:b/>
-                <w:bCs/>
-                <w:color w:val="FFFFFF"/>
-              </w:rPr>
-              <w:t>Class 0 (Retained)</w:t>
-            </w:r>
-          </w:p>
-        </w:tc>
-        <w:tc>
-          <w:tcPr>
-            <w:tcW w:w="3120" w:type="dxa"/>
-            <w:tcBorders>
-              <w:top w:val="single" w:sz="1" w:space="0" w:color="CCCCCC"/>
-              <w:left w:val="single" w:sz="1" w:space="0" w:color="CCCCCC"/>
-              <w:bottom w:val="single" w:sz="1" w:space="0" w:color="CCCCCC"/>
-              <w:right w:val="single" w:sz="1" w:space="0" w:color="CCCCCC"/>
-            </w:tcBorders>
-            <w:shd w:val="clear" w:color="auto" w:fill="2E75B6"/>
-            <w:tcMar>
-              <w:top w:w="100" w:type="dxa"/>
-              <w:left w:w="140" w:type="dxa"/>
-              <w:bottom w:w="100" w:type="dxa"/>
-              <w:right w:w="140" w:type="dxa"/>
-            </w:tcMar>
-          </w:tcPr>
-          <w:p>
-            <w:r>
-              <w:rPr>
-                <w:b/>
-                <w:bCs/>
-                <w:color w:val="FFFFFF"/>
-              </w:rPr>
-              <w:t>Class 1 (Churned)</w:t>
-            </w:r>
-          </w:p>
-        </w:tc>
-      </w:tr>
-      <w:tr>
-        <w:tc>
-          <w:tcPr>
-            <w:tcW w:w="3120" w:type="dxa"/>
-            <w:tcBorders>
-              <w:top w:val="single" w:sz="1" w:space="0" w:color="CCCCCC"/>
-              <w:left w:val="single" w:sz="1" w:space="0" w:color="CCCCCC"/>
-              <w:bottom w:val="single" w:sz="1" w:space="0" w:color="CCCCCC"/>
-              <w:right w:val="single" w:sz="1" w:space="0" w:color="CCCCCC"/>
-            </w:tcBorders>
-            <w:shd w:val="clear" w:color="auto" w:fill="FFFFFF"/>
-            <w:tcMar>
-              <w:top w:w="100" w:type="dxa"/>
-              <w:left w:w="140" w:type="dxa"/>
-              <w:bottom w:w="100" w:type="dxa"/>
-              <w:right w:w="140" w:type="dxa"/>
-            </w:tcMar>
-          </w:tcPr>
-          <w:p>
+            </w:pPr>
             <w:r>
               <w:rPr>
                 <w:b/>
                 <w:bCs/>
               </w:rPr>
-              <w:t>Precision</w:t>
+              <w:t>ROC-AUC</w:t>
             </w:r>
           </w:p>
         </w:tc>
@@ -5904,57 +4623,6 @@
               <w:bottom w:val="single" w:sz="1" w:space="0" w:color="CCCCCC"/>
               <w:right w:val="single" w:sz="1" w:space="0" w:color="CCCCCC"/>
             </w:tcBorders>
-            <w:shd w:val="clear" w:color="auto" w:fill="FFFFFF"/>
-            <w:tcMar>
-              <w:top w:w="100" w:type="dxa"/>
-              <w:left w:w="140" w:type="dxa"/>
-              <w:bottom w:w="100" w:type="dxa"/>
-              <w:right w:w="140" w:type="dxa"/>
-            </w:tcMar>
-          </w:tcPr>
-          <w:p>
-            <w:r>
-              <w:t>0.88</w:t>
-            </w:r>
-          </w:p>
-        </w:tc>
-        <w:tc>
-          <w:tcPr>
-            <w:tcW w:w="3120" w:type="dxa"/>
-            <w:tcBorders>
-              <w:top w:val="single" w:sz="1" w:space="0" w:color="CCCCCC"/>
-              <w:left w:val="single" w:sz="1" w:space="0" w:color="CCCCCC"/>
-              <w:bottom w:val="single" w:sz="1" w:space="0" w:color="CCCCCC"/>
-              <w:right w:val="single" w:sz="1" w:space="0" w:color="CCCCCC"/>
-            </w:tcBorders>
-            <w:shd w:val="clear" w:color="auto" w:fill="FFFFFF"/>
-            <w:tcMar>
-              <w:top w:w="100" w:type="dxa"/>
-              <w:left w:w="140" w:type="dxa"/>
-              <w:bottom w:w="100" w:type="dxa"/>
-              <w:right w:w="140" w:type="dxa"/>
-            </w:tcMar>
-          </w:tcPr>
-          <w:p>
-            <w:r>
-              <w:t>0.7</w:t>
-            </w:r>
-            <w:r>
-              <w:t>5</w:t>
-            </w:r>
-          </w:p>
-        </w:tc>
-      </w:tr>
-      <w:tr>
-        <w:tc>
-          <w:tcPr>
-            <w:tcW w:w="3120" w:type="dxa"/>
-            <w:tcBorders>
-              <w:top w:val="single" w:sz="1" w:space="0" w:color="CCCCCC"/>
-              <w:left w:val="single" w:sz="1" w:space="0" w:color="CCCCCC"/>
-              <w:bottom w:val="single" w:sz="1" w:space="0" w:color="CCCCCC"/>
-              <w:right w:val="single" w:sz="1" w:space="0" w:color="CCCCCC"/>
-            </w:tcBorders>
             <w:shd w:val="clear" w:color="auto" w:fill="F2F2F2"/>
             <w:tcMar>
               <w:top w:w="100" w:type="dxa"/>
@@ -5965,210 +4633,7 @@
           </w:tcPr>
           <w:p>
             <w:r>
-              <w:rPr>
-                <w:b/>
-                <w:bCs/>
-              </w:rPr>
-              <w:t>Recall</w:t>
-            </w:r>
-          </w:p>
-        </w:tc>
-        <w:tc>
-          <w:tcPr>
-            <w:tcW w:w="3120" w:type="dxa"/>
-            <w:tcBorders>
-              <w:top w:val="single" w:sz="1" w:space="0" w:color="CCCCCC"/>
-              <w:left w:val="single" w:sz="1" w:space="0" w:color="CCCCCC"/>
-              <w:bottom w:val="single" w:sz="1" w:space="0" w:color="CCCCCC"/>
-              <w:right w:val="single" w:sz="1" w:space="0" w:color="CCCCCC"/>
-            </w:tcBorders>
-            <w:shd w:val="clear" w:color="auto" w:fill="F2F2F2"/>
-            <w:tcMar>
-              <w:top w:w="100" w:type="dxa"/>
-              <w:left w:w="140" w:type="dxa"/>
-              <w:bottom w:w="100" w:type="dxa"/>
-              <w:right w:w="140" w:type="dxa"/>
-            </w:tcMar>
-          </w:tcPr>
-          <w:p>
-            <w:r>
-              <w:t>0.9</w:t>
-            </w:r>
-            <w:r>
-              <w:t>6</w:t>
-            </w:r>
-          </w:p>
-        </w:tc>
-        <w:tc>
-          <w:tcPr>
-            <w:tcW w:w="3120" w:type="dxa"/>
-            <w:tcBorders>
-              <w:top w:val="single" w:sz="1" w:space="0" w:color="CCCCCC"/>
-              <w:left w:val="single" w:sz="1" w:space="0" w:color="CCCCCC"/>
-              <w:bottom w:val="single" w:sz="1" w:space="0" w:color="CCCCCC"/>
-              <w:right w:val="single" w:sz="1" w:space="0" w:color="CCCCCC"/>
-            </w:tcBorders>
-            <w:shd w:val="clear" w:color="auto" w:fill="F2F2F2"/>
-            <w:tcMar>
-              <w:top w:w="100" w:type="dxa"/>
-              <w:left w:w="140" w:type="dxa"/>
-              <w:bottom w:w="100" w:type="dxa"/>
-              <w:right w:w="140" w:type="dxa"/>
-            </w:tcMar>
-          </w:tcPr>
-          <w:p>
-            <w:r>
-              <w:t>0.49</w:t>
-            </w:r>
-          </w:p>
-        </w:tc>
-      </w:tr>
-      <w:tr>
-        <w:tc>
-          <w:tcPr>
-            <w:tcW w:w="3120" w:type="dxa"/>
-            <w:tcBorders>
-              <w:top w:val="single" w:sz="1" w:space="0" w:color="CCCCCC"/>
-              <w:left w:val="single" w:sz="1" w:space="0" w:color="CCCCCC"/>
-              <w:bottom w:val="single" w:sz="1" w:space="0" w:color="CCCCCC"/>
-              <w:right w:val="single" w:sz="1" w:space="0" w:color="CCCCCC"/>
-            </w:tcBorders>
-            <w:shd w:val="clear" w:color="auto" w:fill="FFFFFF"/>
-            <w:tcMar>
-              <w:top w:w="100" w:type="dxa"/>
-              <w:left w:w="140" w:type="dxa"/>
-              <w:bottom w:w="100" w:type="dxa"/>
-              <w:right w:w="140" w:type="dxa"/>
-            </w:tcMar>
-          </w:tcPr>
-          <w:p>
-            <w:r>
-              <w:rPr>
-                <w:b/>
-                <w:bCs/>
-              </w:rPr>
-              <w:t>F1-Score</w:t>
-            </w:r>
-          </w:p>
-        </w:tc>
-        <w:tc>
-          <w:tcPr>
-            <w:tcW w:w="3120" w:type="dxa"/>
-            <w:tcBorders>
-              <w:top w:val="single" w:sz="1" w:space="0" w:color="CCCCCC"/>
-              <w:left w:val="single" w:sz="1" w:space="0" w:color="CCCCCC"/>
-              <w:bottom w:val="single" w:sz="1" w:space="0" w:color="CCCCCC"/>
-              <w:right w:val="single" w:sz="1" w:space="0" w:color="CCCCCC"/>
-            </w:tcBorders>
-            <w:shd w:val="clear" w:color="auto" w:fill="FFFFFF"/>
-            <w:tcMar>
-              <w:top w:w="100" w:type="dxa"/>
-              <w:left w:w="140" w:type="dxa"/>
-              <w:bottom w:w="100" w:type="dxa"/>
-              <w:right w:w="140" w:type="dxa"/>
-            </w:tcMar>
-          </w:tcPr>
-          <w:p>
-            <w:r>
-              <w:t>0.92</w:t>
-            </w:r>
-          </w:p>
-        </w:tc>
-        <w:tc>
-          <w:tcPr>
-            <w:tcW w:w="3120" w:type="dxa"/>
-            <w:tcBorders>
-              <w:top w:val="single" w:sz="1" w:space="0" w:color="CCCCCC"/>
-              <w:left w:val="single" w:sz="1" w:space="0" w:color="CCCCCC"/>
-              <w:bottom w:val="single" w:sz="1" w:space="0" w:color="CCCCCC"/>
-              <w:right w:val="single" w:sz="1" w:space="0" w:color="CCCCCC"/>
-            </w:tcBorders>
-            <w:shd w:val="clear" w:color="auto" w:fill="FFFFFF"/>
-            <w:tcMar>
-              <w:top w:w="100" w:type="dxa"/>
-              <w:left w:w="140" w:type="dxa"/>
-              <w:bottom w:w="100" w:type="dxa"/>
-              <w:right w:w="140" w:type="dxa"/>
-            </w:tcMar>
-          </w:tcPr>
-          <w:p>
-            <w:r>
-              <w:t>0.59</w:t>
-            </w:r>
-          </w:p>
-        </w:tc>
-      </w:tr>
-      <w:tr>
-        <w:tc>
-          <w:tcPr>
-            <w:tcW w:w="3120" w:type="dxa"/>
-            <w:tcBorders>
-              <w:top w:val="single" w:sz="1" w:space="0" w:color="CCCCCC"/>
-              <w:left w:val="single" w:sz="1" w:space="0" w:color="CCCCCC"/>
-              <w:bottom w:val="single" w:sz="1" w:space="0" w:color="CCCCCC"/>
-              <w:right w:val="single" w:sz="1" w:space="0" w:color="CCCCCC"/>
-            </w:tcBorders>
-            <w:shd w:val="clear" w:color="auto" w:fill="F2F2F2"/>
-            <w:tcMar>
-              <w:top w:w="100" w:type="dxa"/>
-              <w:left w:w="140" w:type="dxa"/>
-              <w:bottom w:w="100" w:type="dxa"/>
-              <w:right w:w="140" w:type="dxa"/>
-            </w:tcMar>
-          </w:tcPr>
-          <w:p>
-            <w:r>
-              <w:rPr>
-                <w:b/>
-                <w:bCs/>
-              </w:rPr>
-              <w:t>Support</w:t>
-            </w:r>
-          </w:p>
-        </w:tc>
-        <w:tc>
-          <w:tcPr>
-            <w:tcW w:w="3120" w:type="dxa"/>
-            <w:tcBorders>
-              <w:top w:val="single" w:sz="1" w:space="0" w:color="CCCCCC"/>
-              <w:left w:val="single" w:sz="1" w:space="0" w:color="CCCCCC"/>
-              <w:bottom w:val="single" w:sz="1" w:space="0" w:color="CCCCCC"/>
-              <w:right w:val="single" w:sz="1" w:space="0" w:color="CCCCCC"/>
-            </w:tcBorders>
-            <w:shd w:val="clear" w:color="auto" w:fill="F2F2F2"/>
-            <w:tcMar>
-              <w:top w:w="100" w:type="dxa"/>
-              <w:left w:w="140" w:type="dxa"/>
-              <w:bottom w:w="100" w:type="dxa"/>
-              <w:right w:w="140" w:type="dxa"/>
-            </w:tcMar>
-          </w:tcPr>
-          <w:p>
-            <w:r>
-              <w:t>1,607</w:t>
-            </w:r>
-          </w:p>
-        </w:tc>
-        <w:tc>
-          <w:tcPr>
-            <w:tcW w:w="3120" w:type="dxa"/>
-            <w:tcBorders>
-              <w:top w:val="single" w:sz="1" w:space="0" w:color="CCCCCC"/>
-              <w:left w:val="single" w:sz="1" w:space="0" w:color="CCCCCC"/>
-              <w:bottom w:val="single" w:sz="1" w:space="0" w:color="CCCCCC"/>
-              <w:right w:val="single" w:sz="1" w:space="0" w:color="CCCCCC"/>
-            </w:tcBorders>
-            <w:shd w:val="clear" w:color="auto" w:fill="F2F2F2"/>
-            <w:tcMar>
-              <w:top w:w="100" w:type="dxa"/>
-              <w:left w:w="140" w:type="dxa"/>
-              <w:bottom w:w="100" w:type="dxa"/>
-              <w:right w:w="140" w:type="dxa"/>
-            </w:tcMar>
-          </w:tcPr>
-          <w:p>
-            <w:r>
-              <w:t>393</w:t>
+              <w:t>0.870</w:t>
             </w:r>
           </w:p>
         </w:tc>
@@ -6188,8 +4653,12 @@
       <w:pPr>
         <w:pStyle w:val="Heading1"/>
       </w:pPr>
-      <w:r>
-        <w:lastRenderedPageBreak/>
+    </w:p>
+    <w:p>
+      <w:pPr>
+        <w:pStyle w:val="Heading1"/>
+      </w:pPr>
+      <w:r>
         <w:t>Feature Importance &amp; Churn Drivers</w:t>
       </w:r>
     </w:p>
@@ -6219,7 +4688,7 @@
           <w:noProof/>
         </w:rPr>
         <w:drawing>
-          <wp:inline distT="0" distB="0" distL="0" distR="0" wp14:anchorId="5D820B29" wp14:editId="50343B4C">
+          <wp:inline distT="0" distB="0" distL="0" distR="0" wp14:anchorId="5D820B29" wp14:editId="43D3C36D">
             <wp:extent cx="4084320" cy="2139702"/>
             <wp:effectExtent l="0" t="0" r="0" b="0"/>
             <wp:docPr id="1651563379" name="Picture 16"/>
@@ -7204,6 +5673,7 @@
               <w:spacing w:before="40" w:after="40"/>
             </w:pPr>
             <w:r>
+              <w:lastRenderedPageBreak/>
               <w:t>EstimatedSalary (0.18): Higher-income customers may have more options and lower switching costs — premium retention strategies needed</w:t>
             </w:r>
           </w:p>
@@ -7217,8 +5687,13 @@
               <w:spacing w:before="40" w:after="40"/>
             </w:pPr>
             <w:r>
-              <w:lastRenderedPageBreak/>
-              <w:t>CreditScore (0.15): Lower credit score customers may be churning due to declined services or unfavorable terms</w:t>
+              <w:t xml:space="preserve">CreditScore (0.15): Lower credit score customers may be churning due to declined services or </w:t>
+            </w:r>
+            <w:r>
+              <w:t>unfavourable</w:t>
+            </w:r>
+            <w:r>
+              <w:t xml:space="preserve"> terms</w:t>
             </w:r>
           </w:p>
           <w:p>
@@ -7255,7 +5730,6 @@
         <w:pStyle w:val="Heading1"/>
       </w:pPr>
       <w:r>
-        <w:lastRenderedPageBreak/>
         <w:t>5. Churn Risk Segmentation</w:t>
       </w:r>
     </w:p>
@@ -7709,12 +6183,8 @@
       <w:pPr>
         <w:pStyle w:val="Heading1"/>
       </w:pPr>
-    </w:p>
-    <w:p>
-      <w:pPr>
-        <w:pStyle w:val="Heading1"/>
-      </w:pPr>
-      <w:r>
+      <w:r>
+        <w:lastRenderedPageBreak/>
         <w:t>6.  Business Recommendations</w:t>
       </w:r>
     </w:p>
@@ -7903,86 +6373,11 @@
     </w:p>
     <w:p>
       <w:pPr>
-        <w:spacing w:before="60" w:after="60"/>
-      </w:pPr>
-    </w:p>
-    <w:p>
-      <w:pPr>
-        <w:pStyle w:val="Heading2"/>
-      </w:pPr>
-      <w:r>
-        <w:t xml:space="preserve"> Model Improvement Roadmap</w:t>
-      </w:r>
-    </w:p>
-    <w:p>
-      <w:pPr>
-        <w:pStyle w:val="ListParagraph"/>
-        <w:numPr>
-          <w:ilvl w:val="0"/>
-          <w:numId w:val="2"/>
-        </w:numPr>
-        <w:spacing w:before="40" w:after="40"/>
-      </w:pPr>
-      <w:r>
-        <w:t>Apply SMOTE (Synthetic Minority Oversampling) to address the 80:20 class imbalance — this should significantly improve churner recall from the current ~0.46-0.49</w:t>
-      </w:r>
-    </w:p>
-    <w:p>
-      <w:pPr>
-        <w:pStyle w:val="ListParagraph"/>
-        <w:numPr>
-          <w:ilvl w:val="0"/>
-          <w:numId w:val="2"/>
-        </w:numPr>
-        <w:spacing w:before="40" w:after="40"/>
-      </w:pPr>
-      <w:r>
-        <w:t>Implement XGBoost and LightGBM for comparison against Gradient Boosting</w:t>
-      </w:r>
-    </w:p>
-    <w:p>
-      <w:pPr>
-        <w:pStyle w:val="ListParagraph"/>
-        <w:numPr>
-          <w:ilvl w:val="0"/>
-          <w:numId w:val="2"/>
-        </w:numPr>
-        <w:spacing w:before="40" w:after="40"/>
-      </w:pPr>
-      <w:r>
-        <w:t>Add SHAP (SHapley Additive exPlanations) value analysis for customer-level explainability</w:t>
-      </w:r>
-    </w:p>
-    <w:p>
-      <w:pPr>
-        <w:pStyle w:val="ListParagraph"/>
-        <w:numPr>
-          <w:ilvl w:val="0"/>
-          <w:numId w:val="2"/>
-        </w:numPr>
-        <w:spacing w:before="40" w:after="40"/>
-      </w:pPr>
-      <w:r>
-        <w:t>Explore time-series features capturing account activity trends over rolling 3-6 month windows</w:t>
-      </w:r>
-    </w:p>
-    <w:p>
-      <w:pPr>
-        <w:pStyle w:val="ListParagraph"/>
-        <w:numPr>
-          <w:ilvl w:val="0"/>
-          <w:numId w:val="2"/>
-        </w:numPr>
-        <w:spacing w:before="40" w:after="40"/>
-      </w:pPr>
-      <w:r>
-        <w:t>Implement threshold optimization — adjust the 0.5 classification threshold to optimize for business ROI rather than raw accuracy</w:t>
-      </w:r>
-    </w:p>
-    <w:p>
-      <w:pPr>
-        <w:spacing w:before="120" w:after="120"/>
-      </w:pPr>
+        <w:pStyle w:val="Heading1"/>
+      </w:pPr>
+      <w:r>
+        <w:t xml:space="preserve"> Conclusion</w:t>
+      </w:r>
     </w:p>
     <w:p>
       <w:pPr>
@@ -7994,41 +6389,16 @@
     </w:p>
     <w:p>
       <w:pPr>
-        <w:spacing w:before="120" w:after="120"/>
-      </w:pPr>
-    </w:p>
-    <w:p>
-      <w:pPr>
-        <w:pStyle w:val="Heading1"/>
-      </w:pPr>
-    </w:p>
-    <w:p>
-      <w:pPr>
-        <w:pStyle w:val="Heading1"/>
-      </w:pPr>
-    </w:p>
-    <w:p>
-      <w:pPr>
-        <w:pStyle w:val="Heading1"/>
-      </w:pPr>
-      <w:r>
-        <w:t xml:space="preserve"> Conclusion</w:t>
-      </w:r>
-    </w:p>
-    <w:p>
-      <w:pPr>
-        <w:pBdr>
-          <w:bottom w:val="single" w:sz="8" w:space="1" w:color="2E75B6"/>
-        </w:pBdr>
-        <w:spacing w:before="80" w:after="80"/>
-      </w:pPr>
-    </w:p>
-    <w:p>
-      <w:pPr>
         <w:spacing w:before="60" w:after="60"/>
       </w:pPr>
       <w:r>
-        <w:t>This analysis successfully demonstrates that customer churn in the European Bank dataset is both predictable and explainable using machine learning. The Gradient Boosting model achieved 86.75% accuracy and identified Age, EstimatedSalary, CreditScore, Balance, and NumOfProducts as the primary drivers of churn.</w:t>
+        <w:t>This analysis successfully demonstrates that customer churn in the European Bank dataset is both predictable and explainable using machine learning. The Gradient Boosting model achieved 8</w:t>
+      </w:r>
+      <w:r>
+        <w:t>7.00</w:t>
+      </w:r>
+      <w:r>
+        <w:t>% accuracy and identified Age, EstimatedSalary, CreditScore, Balance, and NumOfProducts as the primary drivers of churn.</w:t>
       </w:r>
     </w:p>
     <w:p>
@@ -8062,112 +6432,6 @@
         <w:spacing w:before="60" w:after="60"/>
       </w:pPr>
     </w:p>
-    <w:tbl>
-      <w:tblPr>
-        <w:tblW w:w="9360" w:type="dxa"/>
-        <w:tblBorders>
-          <w:top w:val="single" w:sz="4" w:space="0" w:color="auto"/>
-          <w:left w:val="single" w:sz="4" w:space="0" w:color="auto"/>
-          <w:bottom w:val="single" w:sz="4" w:space="0" w:color="auto"/>
-          <w:right w:val="single" w:sz="4" w:space="0" w:color="auto"/>
-          <w:insideH w:val="single" w:sz="4" w:space="0" w:color="auto"/>
-          <w:insideV w:val="single" w:sz="4" w:space="0" w:color="auto"/>
-        </w:tblBorders>
-        <w:tblCellMar>
-          <w:left w:w="10" w:type="dxa"/>
-          <w:right w:w="10" w:type="dxa"/>
-        </w:tblCellMar>
-        <w:tblLook w:val="04A0" w:firstRow="1" w:lastRow="0" w:firstColumn="1" w:lastColumn="0" w:noHBand="0" w:noVBand="1"/>
-      </w:tblPr>
-      <w:tblGrid>
-        <w:gridCol w:w="9360"/>
-      </w:tblGrid>
-      <w:tr>
-        <w:tc>
-          <w:tcPr>
-            <w:tcW w:w="9360" w:type="dxa"/>
-            <w:tcBorders>
-              <w:top w:val="single" w:sz="1" w:space="0" w:color="2E75B6"/>
-              <w:left w:val="single" w:sz="1" w:space="0" w:color="2E75B6"/>
-              <w:bottom w:val="single" w:sz="1" w:space="0" w:color="2E75B6"/>
-              <w:right w:val="single" w:sz="1" w:space="0" w:color="2E75B6"/>
-            </w:tcBorders>
-            <w:shd w:val="clear" w:color="auto" w:fill="BDD7EE"/>
-            <w:tcMar>
-              <w:top w:w="120" w:type="dxa"/>
-              <w:left w:w="200" w:type="dxa"/>
-              <w:bottom w:w="120" w:type="dxa"/>
-              <w:right w:w="200" w:type="dxa"/>
-            </w:tcMar>
-          </w:tcPr>
-          <w:p>
-            <w:pPr>
-              <w:spacing w:before="60" w:after="60"/>
-            </w:pPr>
-            <w:r>
-              <w:rPr>
-                <w:b/>
-                <w:bCs/>
-                <w:color w:val="1F4E79"/>
-              </w:rPr>
-              <w:t>Final Model Recommendation</w:t>
-            </w:r>
-          </w:p>
-          <w:p>
-            <w:pPr>
-              <w:pStyle w:val="ListParagraph"/>
-              <w:numPr>
-                <w:ilvl w:val="0"/>
-                <w:numId w:val="2"/>
-              </w:numPr>
-              <w:spacing w:before="40" w:after="40"/>
-            </w:pPr>
-            <w:r>
-              <w:t>RECOMMENDED: Gradient Boosting Classifier (accuracy: 86.75%, F1: 0.87)</w:t>
-            </w:r>
-          </w:p>
-          <w:p>
-            <w:pPr>
-              <w:pStyle w:val="ListParagraph"/>
-              <w:numPr>
-                <w:ilvl w:val="0"/>
-                <w:numId w:val="2"/>
-              </w:numPr>
-              <w:spacing w:before="40" w:after="40"/>
-            </w:pPr>
-            <w:r>
-              <w:t>BACKUP: Random Forest Classifier (accuracy: 86.5%, F1: 0.84)</w:t>
-            </w:r>
-          </w:p>
-          <w:p>
-            <w:pPr>
-              <w:pStyle w:val="ListParagraph"/>
-              <w:numPr>
-                <w:ilvl w:val="0"/>
-                <w:numId w:val="2"/>
-              </w:numPr>
-              <w:spacing w:before="40" w:after="40"/>
-            </w:pPr>
-            <w:r>
-              <w:t>BASELINE REFERENCE: Logistic Regression for explainability-first use cases</w:t>
-            </w:r>
-          </w:p>
-          <w:p>
-            <w:pPr>
-              <w:pStyle w:val="ListParagraph"/>
-              <w:numPr>
-                <w:ilvl w:val="0"/>
-                <w:numId w:val="2"/>
-              </w:numPr>
-              <w:spacing w:before="40" w:after="40"/>
-            </w:pPr>
-            <w:r>
-              <w:t>NEXT STEP: Address class imbalance with SMOTE for improved minority class recall</w:t>
-            </w:r>
-          </w:p>
-        </w:tc>
-      </w:tr>
-    </w:tbl>
     <w:p>
       <w:pPr>
         <w:spacing w:before="120" w:after="120"/>
